--- a/Releases/V4.0_Stable/Decoupe/00_Sommaire_et_intro.docx
+++ b/Releases/V4.0_Stable/Decoupe/00_Sommaire_et_intro.docx
@@ -321,22 +321,6 @@
     </w:p>
     <w:p>
       <w:pPr>
-        <w:spacing w:before="60" w:after="60" w:line="300" w:lineRule="auto"/>
-        <w:jc w:val="both"/>
-      </w:pPr>
-      <w:r>
-        <w:rPr>
-          <w:b/>
-          <w:bCs/>
-        </w:rPr>
-        <w:t xml:space="preserve">Maître Emilien Collin-Stanislas (Emilien) — notaire de la famille. Suspect rationnel : mobile énorme, alibi creux.</w:t>
-      </w:r>
-      <w:r>
-        <w:t xml:space="preserve"/>
-      </w:r>
-    </w:p>
-    <w:p>
-      <w:pPr>
         <w:pStyle w:val="Titre3"/>
         <w:spacing w:before="200" w:after="100"/>
       </w:pPr>
@@ -463,6 +447,38 @@
           <w:bCs/>
         </w:rPr>
         <w:t xml:space="preserve">Mademoiselle Lisa Lepra (Lisa) — cantatrice, ancienne muse et ex-amante de Léa. Suspecte de caractère (fausse piste).</w:t>
+      </w:r>
+      <w:r>
+        <w:t xml:space="preserve"/>
+      </w:r>
+    </w:p>
+    <w:p>
+      <w:pPr>
+        <w:spacing w:before="60" w:after="60" w:line="300" w:lineRule="auto"/>
+        <w:jc w:val="both"/>
+      </w:pPr>
+      <w:r>
+        <w:rPr>
+          <w:b/>
+          <w:bCs/>
+        </w:rPr>
+        <w:t xml:space="preserve">Comte Lorenzo Pariset (Lorenzo) — amateur d’art italien, mécène. Mari de Lola.</w:t>
+      </w:r>
+      <w:r>
+        <w:t xml:space="preserve"/>
+      </w:r>
+    </w:p>
+    <w:p>
+      <w:pPr>
+        <w:spacing w:before="60" w:after="60" w:line="300" w:lineRule="auto"/>
+        <w:jc w:val="both"/>
+      </w:pPr>
+      <w:r>
+        <w:rPr>
+          <w:b/>
+          <w:bCs/>
+        </w:rPr>
+        <w:t xml:space="preserve">Comtesse Lola Pariset, née Bastien (Lola) — héritière française. Épouse de Lorenzo. Amie distante de Léa.</w:t>
       </w:r>
       <w:r>
         <w:t xml:space="preserve"/>
